--- a/Scientific_Documentation_Coywin.docx
+++ b/Scientific_Documentation_Coywin.docx
@@ -236,7 +236,7 @@
     </w:p>
     <w:p>
       <w:r>
-        <w:t>Coywin: The First Decentralized Crypto-Imagery Network is a computational scientific masterpiece. By merging the efficiency of Rust's Proof-of-Work, the flexibility of Python, the impenetrable security of Quantum Cryptography, and the conceptual innovations of "Crypto-Imagery" and "BIP-Coywin", Coywin successfully shifts the blockchain paradigm—from a mere economic ledger to a living exhibition gallery of eternal and humanized digital art.</w:t>
+        <w:t>Coywin: The First Decentralized Crypto-Imagery Network is a computational scientific masterpiece. By merging the efficiency of Rust's Proof-of-Work, the flexibility of Python, the impenetrable security of Quantum Cryptography, and the conceptual innovations of "Crypto-Imagery" and "BIP-Coywin", Coywin successfully shifts the blockchain paradigm - from a mere economic ledger to a living exhibition gallery of eternal and humanized digital art.</w:t>
       </w:r>
     </w:p>
     <w:sectPr>
